--- a/DE/WEEK 4/DEAI - WC Datawarehouse Design/Opdrachtbeschrijving.docx
+++ b/DE/WEEK 4/DEAI - WC Datawarehouse Design/Opdrachtbeschrijving.docx
@@ -77,14 +77,20 @@
         </w:numPr>
         <w:rPr>
           <w:rFonts w:ascii="Aptos (Display)" w:hAnsi="Aptos (Display)" w:cs="Arial"/>
-          <w:color w:val="000000" w:themeColor="text1"/>
-          <w:lang w:val="nl-NL"/>
-        </w:rPr>
-      </w:pPr>
-      <w:r>
-        <w:rPr>
-          <w:rFonts w:ascii="Aptos (Display)" w:hAnsi="Aptos (Display)" w:cs="Arial"/>
-          <w:color w:val="000000" w:themeColor="text1"/>
+          <w:b/>
+          <w:bCs/>
+          <w:color w:val="000000" w:themeColor="text1"/>
+          <w:highlight w:val="yellow"/>
+          <w:lang w:val="nl-NL"/>
+        </w:rPr>
+      </w:pPr>
+      <w:r>
+        <w:rPr>
+          <w:rFonts w:ascii="Aptos (Display)" w:hAnsi="Aptos (Display)" w:cs="Arial"/>
+          <w:b/>
+          <w:bCs/>
+          <w:color w:val="000000" w:themeColor="text1"/>
+          <w:highlight w:val="yellow"/>
           <w:lang w:val="nl-NL"/>
         </w:rPr>
         <w:t>Herken de feiten (</w:t>
@@ -92,7 +98,10 @@
       <w:r>
         <w:rPr>
           <w:rFonts w:ascii="Aptos (Display)" w:hAnsi="Aptos (Display)" w:cs="Arial"/>
-          <w:color w:val="000000" w:themeColor="text1"/>
+          <w:b/>
+          <w:bCs/>
+          <w:color w:val="000000" w:themeColor="text1"/>
+          <w:highlight w:val="yellow"/>
           <w:lang w:val="nl-NL"/>
         </w:rPr>
         <w:t>3</w:t>
@@ -100,7 +109,10 @@
       <w:r>
         <w:rPr>
           <w:rFonts w:ascii="Aptos (Display)" w:hAnsi="Aptos (Display)" w:cs="Arial"/>
-          <w:color w:val="000000" w:themeColor="text1"/>
+          <w:b/>
+          <w:bCs/>
+          <w:color w:val="000000" w:themeColor="text1"/>
+          <w:highlight w:val="yellow"/>
           <w:lang w:val="nl-NL"/>
         </w:rPr>
         <w:t xml:space="preserve"> in totaal) en de omliggende dimensies in je eigen gemaakte </w:t>
@@ -108,7 +120,10 @@
       <w:r>
         <w:rPr>
           <w:rFonts w:ascii="Aptos (Display)" w:hAnsi="Aptos (Display)" w:cs="Arial"/>
-          <w:color w:val="000000" w:themeColor="text1"/>
+          <w:b/>
+          <w:bCs/>
+          <w:color w:val="000000" w:themeColor="text1"/>
+          <w:highlight w:val="yellow"/>
           <w:lang w:val="nl-NL"/>
         </w:rPr>
         <w:t>Source Data Model</w:t>
@@ -116,7 +131,10 @@
       <w:r>
         <w:rPr>
           <w:rFonts w:ascii="Aptos (Display)" w:hAnsi="Aptos (Display)" w:cs="Arial"/>
-          <w:color w:val="000000" w:themeColor="text1"/>
+          <w:b/>
+          <w:bCs/>
+          <w:color w:val="000000" w:themeColor="text1"/>
+          <w:highlight w:val="yellow"/>
           <w:lang w:val="nl-NL"/>
         </w:rPr>
         <w:t xml:space="preserve"> van </w:t>
@@ -124,10 +142,165 @@
       <w:r>
         <w:rPr>
           <w:rFonts w:ascii="Aptos (Display)" w:hAnsi="Aptos (Display)" w:cs="Arial"/>
-          <w:color w:val="000000" w:themeColor="text1"/>
+          <w:b/>
+          <w:bCs/>
+          <w:color w:val="000000" w:themeColor="text1"/>
+          <w:highlight w:val="yellow"/>
           <w:lang w:val="nl-NL"/>
         </w:rPr>
         <w:t>BikeToDrive (je eigen uitwerking van het vorige werkcollege).</w:t>
+      </w:r>
+    </w:p>
+    <w:p>
+      <w:pPr>
+        <w:pStyle w:val="NoSpacing"/>
+        <w:numPr>
+          <w:ilvl w:val="0"/>
+          <w:numId w:val="10"/>
+        </w:numPr>
+        <w:rPr>
+          <w:rFonts w:ascii="Aptos (Display)" w:hAnsi="Aptos (Display)" w:cs="Arial"/>
+          <w:color w:val="000000" w:themeColor="text1"/>
+          <w:lang w:val="nl-NL"/>
+        </w:rPr>
+      </w:pPr>
+      <w:r>
+        <w:rPr>
+          <w:rFonts w:ascii="Aptos (Display)" w:hAnsi="Aptos (Display)" w:cs="Arial"/>
+          <w:color w:val="000000" w:themeColor="text1"/>
+          <w:lang w:val="nl-NL"/>
+        </w:rPr>
+        <w:t xml:space="preserve">Fiets_Verkoop -&gt; maat: aantal, verkoopprijs=omzet </w:t>
+      </w:r>
+    </w:p>
+    <w:p>
+      <w:pPr>
+        <w:pStyle w:val="NoSpacing"/>
+        <w:numPr>
+          <w:ilvl w:val="0"/>
+          <w:numId w:val="10"/>
+        </w:numPr>
+        <w:rPr>
+          <w:rFonts w:ascii="Aptos (Display)" w:hAnsi="Aptos (Display)" w:cs="Arial"/>
+          <w:color w:val="000000" w:themeColor="text1"/>
+          <w:lang w:val="nl-NL"/>
+        </w:rPr>
+      </w:pPr>
+      <w:r>
+        <w:rPr>
+          <w:rFonts w:ascii="Aptos (Display)" w:hAnsi="Aptos (Display)" w:cs="Arial"/>
+          <w:color w:val="000000" w:themeColor="text1"/>
+          <w:lang w:val="nl-NL"/>
+        </w:rPr>
+        <w:t>Accessoire_Verkoop -&gt; maat: aantal,verkoopprijs =omzet</w:t>
+      </w:r>
+      <w:r>
+        <w:rPr>
+          <w:rFonts w:ascii="Aptos (Display)" w:hAnsi="Aptos (Display)" w:cs="Arial"/>
+          <w:color w:val="000000" w:themeColor="text1"/>
+          <w:lang w:val="nl-NL"/>
+        </w:rPr>
+        <w:t xml:space="preserve">, </w:t>
+      </w:r>
+    </w:p>
+    <w:p>
+      <w:pPr>
+        <w:pStyle w:val="NoSpacing"/>
+        <w:numPr>
+          <w:ilvl w:val="0"/>
+          <w:numId w:val="10"/>
+        </w:numPr>
+        <w:rPr>
+          <w:rFonts w:ascii="Aptos (Display)" w:hAnsi="Aptos (Display)" w:cs="Arial"/>
+          <w:color w:val="000000" w:themeColor="text1"/>
+          <w:lang w:val="nl-NL"/>
+        </w:rPr>
+      </w:pPr>
+      <w:r>
+        <w:rPr>
+          <w:rFonts w:ascii="Aptos (Display)" w:hAnsi="Aptos (Display)" w:cs="Arial"/>
+          <w:color w:val="000000" w:themeColor="text1"/>
+          <w:lang w:val="nl-NL"/>
+        </w:rPr>
+        <w:t>Onderhoud -&gt; starttijd, endtijd</w:t>
+      </w:r>
+      <w:r>
+        <w:rPr>
+          <w:rFonts w:ascii="Aptos (Display)" w:hAnsi="Aptos (Display)" w:cs="Arial"/>
+          <w:color w:val="000000" w:themeColor="text1"/>
+          <w:lang w:val="nl-NL"/>
+        </w:rPr>
+        <w:t xml:space="preserve"> = duur, </w:t>
+      </w:r>
+      <w:r>
+        <w:rPr>
+          <w:rFonts w:ascii="Aptos (Display)" w:hAnsi="Aptos (Display)" w:cs="Arial"/>
+          <w:color w:val="000000" w:themeColor="text1"/>
+          <w:lang w:val="nl-NL"/>
+        </w:rPr>
+        <w:t>aantal onderhoud</w:t>
+      </w:r>
+    </w:p>
+    <w:p>
+      <w:pPr>
+        <w:pStyle w:val="NoSpacing"/>
+        <w:rPr>
+          <w:rFonts w:ascii="Aptos (Display)" w:hAnsi="Aptos (Display)" w:cs="Arial"/>
+          <w:color w:val="000000" w:themeColor="text1"/>
+          <w:lang w:val="nl-NL"/>
+        </w:rPr>
+      </w:pPr>
+    </w:p>
+    <w:p>
+      <w:pPr>
+        <w:pStyle w:val="NoSpacing"/>
+        <w:ind w:left="720"/>
+        <w:rPr>
+          <w:rFonts w:ascii="Aptos (Display)" w:hAnsi="Aptos (Display)" w:cs="Arial"/>
+          <w:b/>
+          <w:bCs/>
+          <w:color w:val="000000" w:themeColor="text1"/>
+          <w:lang w:val="nl-NL"/>
+        </w:rPr>
+      </w:pPr>
+      <w:r>
+        <w:rPr>
+          <w:rFonts w:ascii="Aptos (Display)" w:hAnsi="Aptos (Display)" w:cs="Arial"/>
+          <w:color w:val="000000" w:themeColor="text1"/>
+          <w:lang w:val="nl-NL"/>
+        </w:rPr>
+        <w:t xml:space="preserve">Waarom is </w:t>
+      </w:r>
+      <w:r>
+        <w:rPr>
+          <w:rFonts w:ascii="Aptos (Display)" w:hAnsi="Aptos (Display)" w:cs="Arial"/>
+          <w:b/>
+          <w:bCs/>
+          <w:color w:val="000000" w:themeColor="text1"/>
+          <w:lang w:val="nl-NL"/>
+        </w:rPr>
+        <w:t xml:space="preserve">Accessoire_Inkoop en Fiets_Inkoop niet een goede fiet: </w:t>
+      </w:r>
+      <w:r>
+        <w:rPr>
+          <w:rFonts w:ascii="Aptos (Display)" w:hAnsi="Aptos (Display)" w:cs="Arial"/>
+          <w:b/>
+          <w:bCs/>
+          <w:color w:val="000000" w:themeColor="text1"/>
+          <w:lang w:val="nl-NL"/>
+        </w:rPr>
+        <w:br/>
+        <w:t xml:space="preserve">Met deze 2 feiten kan je niet een goede analyse uitvoeren </w:t>
+      </w:r>
+      <w:r>
+        <w:rPr>
+          <w:rFonts w:ascii="Aptos (Display)" w:hAnsi="Aptos (Display)" w:cs="Arial"/>
+          <w:b/>
+          <w:bCs/>
+          <w:color w:val="000000" w:themeColor="text1"/>
+          <w:lang w:val="nl-NL"/>
+        </w:rPr>
+        <w:t>omdat er is onvoldoende meetwaarden met aantal kan je niet een analyse uitvoeren</w:t>
       </w:r>
     </w:p>
     <w:p>
@@ -1071,6 +1244,95 @@
     </w:lvl>
   </w:abstractNum>
   <w:abstractNum w:abstractNumId="6" w15:restartNumberingAfterBreak="0">
+    <w:nsid w:val="5CA26A37"/>
+    <w:multiLevelType w:val="hybridMultilevel"/>
+    <w:tmpl w:val="D04438A6"/>
+    <w:lvl w:ilvl="0" w:tplc="BE5A3970">
+      <w:start w:val="1"/>
+      <w:numFmt w:val="upperLetter"/>
+      <w:lvlText w:val="%1."/>
+      <w:lvlJc w:val="left"/>
+      <w:pPr>
+        <w:ind w:left="1080" w:hanging="360"/>
+      </w:pPr>
+      <w:rPr>
+        <w:rFonts w:hint="default"/>
+      </w:rPr>
+    </w:lvl>
+    <w:lvl w:ilvl="1" w:tplc="04130019" w:tentative="1">
+      <w:start w:val="1"/>
+      <w:numFmt w:val="lowerLetter"/>
+      <w:lvlText w:val="%2."/>
+      <w:lvlJc w:val="left"/>
+      <w:pPr>
+        <w:ind w:left="1800" w:hanging="360"/>
+      </w:pPr>
+    </w:lvl>
+    <w:lvl w:ilvl="2" w:tplc="0413001B" w:tentative="1">
+      <w:start w:val="1"/>
+      <w:numFmt w:val="lowerRoman"/>
+      <w:lvlText w:val="%3."/>
+      <w:lvlJc w:val="right"/>
+      <w:pPr>
+        <w:ind w:left="2520" w:hanging="180"/>
+      </w:pPr>
+    </w:lvl>
+    <w:lvl w:ilvl="3" w:tplc="0413000F" w:tentative="1">
+      <w:start w:val="1"/>
+      <w:numFmt w:val="decimal"/>
+      <w:lvlText w:val="%4."/>
+      <w:lvlJc w:val="left"/>
+      <w:pPr>
+        <w:ind w:left="3240" w:hanging="360"/>
+      </w:pPr>
+    </w:lvl>
+    <w:lvl w:ilvl="4" w:tplc="04130019" w:tentative="1">
+      <w:start w:val="1"/>
+      <w:numFmt w:val="lowerLetter"/>
+      <w:lvlText w:val="%5."/>
+      <w:lvlJc w:val="left"/>
+      <w:pPr>
+        <w:ind w:left="3960" w:hanging="360"/>
+      </w:pPr>
+    </w:lvl>
+    <w:lvl w:ilvl="5" w:tplc="0413001B" w:tentative="1">
+      <w:start w:val="1"/>
+      <w:numFmt w:val="lowerRoman"/>
+      <w:lvlText w:val="%6."/>
+      <w:lvlJc w:val="right"/>
+      <w:pPr>
+        <w:ind w:left="4680" w:hanging="180"/>
+      </w:pPr>
+    </w:lvl>
+    <w:lvl w:ilvl="6" w:tplc="0413000F" w:tentative="1">
+      <w:start w:val="1"/>
+      <w:numFmt w:val="decimal"/>
+      <w:lvlText w:val="%7."/>
+      <w:lvlJc w:val="left"/>
+      <w:pPr>
+        <w:ind w:left="5400" w:hanging="360"/>
+      </w:pPr>
+    </w:lvl>
+    <w:lvl w:ilvl="7" w:tplc="04130019" w:tentative="1">
+      <w:start w:val="1"/>
+      <w:numFmt w:val="lowerLetter"/>
+      <w:lvlText w:val="%8."/>
+      <w:lvlJc w:val="left"/>
+      <w:pPr>
+        <w:ind w:left="6120" w:hanging="360"/>
+      </w:pPr>
+    </w:lvl>
+    <w:lvl w:ilvl="8" w:tplc="0413001B" w:tentative="1">
+      <w:start w:val="1"/>
+      <w:numFmt w:val="lowerRoman"/>
+      <w:lvlText w:val="%9."/>
+      <w:lvlJc w:val="right"/>
+      <w:pPr>
+        <w:ind w:left="6840" w:hanging="180"/>
+      </w:pPr>
+    </w:lvl>
+  </w:abstractNum>
+  <w:abstractNum w:abstractNumId="7" w15:restartNumberingAfterBreak="0">
     <w:nsid w:val="697E456A"/>
     <w:multiLevelType w:val="hybridMultilevel"/>
     <w:tmpl w:val="4C4A0A9E"/>
@@ -1159,7 +1421,7 @@
       </w:pPr>
     </w:lvl>
   </w:abstractNum>
-  <w:abstractNum w:abstractNumId="7" w15:restartNumberingAfterBreak="0">
+  <w:abstractNum w:abstractNumId="8" w15:restartNumberingAfterBreak="0">
     <w:nsid w:val="7119148A"/>
     <w:multiLevelType w:val="hybridMultilevel"/>
     <w:tmpl w:val="4C4A0A9E"/>
@@ -1248,7 +1510,7 @@
       </w:pPr>
     </w:lvl>
   </w:abstractNum>
-  <w:abstractNum w:abstractNumId="8" w15:restartNumberingAfterBreak="0">
+  <w:abstractNum w:abstractNumId="9" w15:restartNumberingAfterBreak="0">
     <w:nsid w:val="75336814"/>
     <w:multiLevelType w:val="hybridMultilevel"/>
     <w:tmpl w:val="EE28F50E"/>
@@ -1341,16 +1603,16 @@
     <w:abstractNumId w:val="5"/>
   </w:num>
   <w:num w:numId="2" w16cid:durableId="1971127376">
-    <w:abstractNumId w:val="6"/>
+    <w:abstractNumId w:val="7"/>
   </w:num>
   <w:num w:numId="3" w16cid:durableId="1362315478">
-    <w:abstractNumId w:val="8"/>
+    <w:abstractNumId w:val="9"/>
   </w:num>
   <w:num w:numId="4" w16cid:durableId="2025474593">
     <w:abstractNumId w:val="1"/>
   </w:num>
   <w:num w:numId="5" w16cid:durableId="486022793">
-    <w:abstractNumId w:val="7"/>
+    <w:abstractNumId w:val="8"/>
   </w:num>
   <w:num w:numId="6" w16cid:durableId="348527238">
     <w:abstractNumId w:val="3"/>
@@ -1363,6 +1625,9 @@
   </w:num>
   <w:num w:numId="9" w16cid:durableId="2043051404">
     <w:abstractNumId w:val="4"/>
+  </w:num>
+  <w:num w:numId="10" w16cid:durableId="1401902611">
+    <w:abstractNumId w:val="6"/>
   </w:num>
 </w:numbering>
 </file>
@@ -2615,26 +2880,6 @@
 </file>
 
 <file path=customXml/item1.xml><?xml version="1.0" encoding="utf-8"?>
-<p:properties xmlns:p="http://schemas.microsoft.com/office/2006/metadata/properties" xmlns:xsi="http://www.w3.org/2001/XMLSchema-instance" xmlns:pc="http://schemas.microsoft.com/office/infopath/2007/PartnerControls">
-  <documentManagement>
-    <lcf76f155ced4ddcb4097134ff3c332f xmlns="32f5a426-4411-422f-b9c8-9b9c919dd02d">
-      <Terms xmlns="http://schemas.microsoft.com/office/infopath/2007/PartnerControls"/>
-    </lcf76f155ced4ddcb4097134ff3c332f>
-    <TaxCatchAll xmlns="d11bdb94-d558-4ffe-a4b0-092cbde21480" xsi:nil="true"/>
-  </documentManagement>
-</p:properties>
-</file>
-
-<file path=customXml/item2.xml><?xml version="1.0" encoding="utf-8"?>
-<?mso-contentType ?>
-<FormTemplates xmlns="http://schemas.microsoft.com/sharepoint/v3/contenttype/forms">
-  <Display>DocumentLibraryForm</Display>
-  <Edit>DocumentLibraryForm</Edit>
-  <New>DocumentLibraryForm</New>
-</FormTemplates>
-</file>
-
-<file path=customXml/item3.xml><?xml version="1.0" encoding="utf-8"?>
 <ct:contentTypeSchema xmlns:ct="http://schemas.microsoft.com/office/2006/metadata/contentType" xmlns:ma="http://schemas.microsoft.com/office/2006/metadata/properties/metaAttributes" ct:_="" ma:_="" ma:contentTypeName="Document" ma:contentTypeID="0x0101007769D13FFC5C7A4C8E8F8F4D202D83D0" ma:contentTypeVersion="16" ma:contentTypeDescription="Een nieuw document maken." ma:contentTypeScope="" ma:versionID="e13b5d729b6bcd4718daae7a3893a0f8">
   <xsd:schema xmlns:xsd="http://www.w3.org/2001/XMLSchema" xmlns:xs="http://www.w3.org/2001/XMLSchema" xmlns:p="http://schemas.microsoft.com/office/2006/metadata/properties" xmlns:ns2="32f5a426-4411-422f-b9c8-9b9c919dd02d" xmlns:ns3="597a471e-0b75-4fc5-bc4a-75c43d0a6ad2" xmlns:ns4="d11bdb94-d558-4ffe-a4b0-092cbde21480" targetNamespace="http://schemas.microsoft.com/office/2006/metadata/properties" ma:root="true" ma:fieldsID="3d9c2fe8035031c717a13de3c3ffa84a" ns2:_="" ns3:_="" ns4:_="">
     <xsd:import namespace="32f5a426-4411-422f-b9c8-9b9c919dd02d"/>
@@ -2882,26 +3127,27 @@
 </ct:contentTypeSchema>
 </file>
 
-<file path=customXml/itemProps1.xml><?xml version="1.0" encoding="utf-8"?>
-<ds:datastoreItem xmlns:ds="http://schemas.openxmlformats.org/officeDocument/2006/customXml" ds:itemID="{94C80E0D-6695-4274-A9BC-D68F33C94F41}">
-  <ds:schemaRefs>
-    <ds:schemaRef ds:uri="http://schemas.microsoft.com/office/2006/metadata/properties"/>
-    <ds:schemaRef ds:uri="http://schemas.microsoft.com/office/infopath/2007/PartnerControls"/>
-    <ds:schemaRef ds:uri="32f5a426-4411-422f-b9c8-9b9c919dd02d"/>
-    <ds:schemaRef ds:uri="d11bdb94-d558-4ffe-a4b0-092cbde21480"/>
-  </ds:schemaRefs>
-</ds:datastoreItem>
+<file path=customXml/item2.xml><?xml version="1.0" encoding="utf-8"?>
+<?mso-contentType ?>
+<FormTemplates xmlns="http://schemas.microsoft.com/sharepoint/v3/contenttype/forms">
+  <Display>DocumentLibraryForm</Display>
+  <Edit>DocumentLibraryForm</Edit>
+  <New>DocumentLibraryForm</New>
+</FormTemplates>
 </file>
 
-<file path=customXml/itemProps2.xml><?xml version="1.0" encoding="utf-8"?>
-<ds:datastoreItem xmlns:ds="http://schemas.openxmlformats.org/officeDocument/2006/customXml" ds:itemID="{6DA23583-7E21-4072-9181-2A6C82A96BEF}">
-  <ds:schemaRefs>
-    <ds:schemaRef ds:uri="http://schemas.microsoft.com/sharepoint/v3/contenttype/forms"/>
-  </ds:schemaRefs>
-</ds:datastoreItem>
+<file path=customXml/item3.xml><?xml version="1.0" encoding="utf-8"?>
+<p:properties xmlns:p="http://schemas.microsoft.com/office/2006/metadata/properties" xmlns:xsi="http://www.w3.org/2001/XMLSchema-instance" xmlns:pc="http://schemas.microsoft.com/office/infopath/2007/PartnerControls">
+  <documentManagement>
+    <lcf76f155ced4ddcb4097134ff3c332f xmlns="32f5a426-4411-422f-b9c8-9b9c919dd02d">
+      <Terms xmlns="http://schemas.microsoft.com/office/infopath/2007/PartnerControls"/>
+    </lcf76f155ced4ddcb4097134ff3c332f>
+    <TaxCatchAll xmlns="d11bdb94-d558-4ffe-a4b0-092cbde21480" xsi:nil="true"/>
+  </documentManagement>
+</p:properties>
 </file>
 
-<file path=customXml/itemProps3.xml><?xml version="1.0" encoding="utf-8"?>
+<file path=customXml/itemProps1.xml><?xml version="1.0" encoding="utf-8"?>
 <ds:datastoreItem xmlns:ds="http://schemas.openxmlformats.org/officeDocument/2006/customXml" ds:itemID="{AD040030-D6E4-4EAB-A44D-03BFC225493D}">
   <ds:schemaRefs>
     <ds:schemaRef ds:uri="http://schemas.microsoft.com/office/2006/metadata/contentType"/>
@@ -2919,4 +3165,23 @@
     <ds:schemaRef ds:uri="http://schemas.microsoft.com/internal/obd"/>
   </ds:schemaRefs>
 </ds:datastoreItem>
+</file>
+
+<file path=customXml/itemProps2.xml><?xml version="1.0" encoding="utf-8"?>
+<ds:datastoreItem xmlns:ds="http://schemas.openxmlformats.org/officeDocument/2006/customXml" ds:itemID="{6DA23583-7E21-4072-9181-2A6C82A96BEF}">
+  <ds:schemaRefs>
+    <ds:schemaRef ds:uri="http://schemas.microsoft.com/sharepoint/v3/contenttype/forms"/>
+  </ds:schemaRefs>
+</ds:datastoreItem>
+</file>
+
+<file path=customXml/itemProps3.xml><?xml version="1.0" encoding="utf-8"?>
+<ds:datastoreItem xmlns:ds="http://schemas.openxmlformats.org/officeDocument/2006/customXml" ds:itemID="{94C80E0D-6695-4274-A9BC-D68F33C94F41}">
+  <ds:schemaRefs>
+    <ds:schemaRef ds:uri="http://schemas.microsoft.com/office/2006/metadata/properties"/>
+    <ds:schemaRef ds:uri="http://schemas.microsoft.com/office/infopath/2007/PartnerControls"/>
+    <ds:schemaRef ds:uri="32f5a426-4411-422f-b9c8-9b9c919dd02d"/>
+    <ds:schemaRef ds:uri="d11bdb94-d558-4ffe-a4b0-092cbde21480"/>
+  </ds:schemaRefs>
+</ds:datastoreItem>
 </file>